--- a/public/report_templates/creditos/grupales/rptFichaCredito.docx
+++ b/public/report_templates/creditos/grupales/rptFichaCredito.docx
@@ -2,121 +2,6 @@
 <file path=word/document.xml><?xml version="1.0" encoding="utf-8"?>
 <w:document xmlns:wpc="http://schemas.microsoft.com/office/word/2010/wordprocessingCanvas" xmlns:cx="http://schemas.microsoft.com/office/drawing/2014/chartex" xmlns:cx1="http://schemas.microsoft.com/office/drawing/2015/9/8/chartex" xmlns:cx2="http://schemas.microsoft.com/office/drawing/2015/10/21/chartex" xmlns:cx3="http://schemas.microsoft.com/office/drawing/2016/5/9/chartex" xmlns:cx4="http://schemas.microsoft.com/office/drawing/2016/5/10/chartex" xmlns:cx5="http://schemas.microsoft.com/office/drawing/2016/5/11/chartex" xmlns:cx6="http://schemas.microsoft.com/office/drawing/2016/5/12/chartex" xmlns:cx7="http://schemas.microsoft.com/office/drawing/2016/5/13/chartex" xmlns:cx8="http://schemas.microsoft.com/office/drawing/2016/5/14/chartex" xmlns:mc="http://schemas.openxmlformats.org/markup-compatibility/2006" xmlns:aink="http://schemas.microsoft.com/office/drawing/2016/ink" xmlns:am3d="http://schemas.microsoft.com/office/drawing/2017/model3d" xmlns:o="urn:schemas-microsoft-com:office:office" xmlns:oel="http://schemas.microsoft.com/office/2019/extlst" xmlns:r="http://schemas.openxmlformats.org/officeDocument/2006/relationships" xmlns:m="http://schemas.openxmlformats.org/officeDocument/2006/math" xmlns:v="urn:schemas-microsoft-com:vml" xmlns:wp14="http://schemas.microsoft.com/office/word/2010/wordprocessingDrawing" xmlns:wp="http://schemas.openxmlformats.org/drawingml/2006/wordprocessingDrawing" xmlns:w10="urn:schemas-microsoft-com:office:word" xmlns:w="http://schemas.openxmlformats.org/wordprocessingml/2006/main" xmlns:w14="http://schemas.microsoft.com/office/word/2010/wordml" xmlns:w15="http://schemas.microsoft.com/office/word/2012/wordml" xmlns:w16cex="http://schemas.microsoft.com/office/word/2018/wordml/cex" xmlns:w16cid="http://schemas.microsoft.com/office/word/2016/wordml/cid" xmlns:w16="http://schemas.microsoft.com/office/word/2018/wordml" xmlns:w16sdtdh="http://schemas.microsoft.com/office/word/2020/wordml/sdtdatahash" xmlns:w16se="http://schemas.microsoft.com/office/word/2015/wordml/symex" xmlns:wpg="http://schemas.microsoft.com/office/word/2010/wordprocessingGroup" xmlns:wpi="http://schemas.microsoft.com/office/word/2010/wordprocessingInk" xmlns:wne="http://schemas.microsoft.com/office/word/2006/wordml" xmlns:wps="http://schemas.microsoft.com/office/word/2010/wordprocessingShape" mc:Ignorable="w14 w15 w16se w16cid w16 w16cex w16sdtdh wp14">
   <w:body>
-    <w:p>
-      <w:pPr>
-        <w:pStyle w:val="Encabezado"/>
-        <w:jc w:val="center"/>
-      </w:pPr>
-      <w:r>
-        <w:t xml:space="preserve">FICHA DE CRÉDITO GRUPAL – </w:t>
-      </w:r>
-      <w:r>
-        <w:t>${</w:t>
-      </w:r>
-      <w:proofErr w:type="spellStart"/>
-      <w:r>
-        <w:t>tipo_documento</w:t>
-      </w:r>
-      <w:proofErr w:type="spellEnd"/>
-      <w:r>
-        <w:t>}</w:t>
-      </w:r>
-    </w:p>
-    <w:p>
-      <w:pPr>
-        <w:pStyle w:val="Encabezado"/>
-        <w:jc w:val="center"/>
-      </w:pPr>
-      <w:r>
-        <w:t>NOMBRE DEL GRUPO:</w:t>
-      </w:r>
-      <w:r>
-        <w:t xml:space="preserve"> ${</w:t>
-      </w:r>
-      <w:proofErr w:type="spellStart"/>
-      <w:r>
-        <w:t>nombre_grupo</w:t>
-      </w:r>
-      <w:proofErr w:type="spellEnd"/>
-      <w:r>
-        <w:t>}</w:t>
-      </w:r>
-    </w:p>
-    <w:p>
-      <w:pPr>
-        <w:pStyle w:val="Encabezado"/>
-        <w:jc w:val="center"/>
-      </w:pPr>
-    </w:p>
-    <w:p>
-      <w:pPr>
-        <w:tabs>
-          <w:tab w:val="center" w:pos="6743"/>
-          <w:tab w:val="right" w:pos="10185"/>
-        </w:tabs>
-        <w:rPr>
-          <w:sz w:val="15"/>
-        </w:rPr>
-      </w:pPr>
-      <w:r>
-        <w:tab/>
-      </w:r>
-      <w:r>
-        <w:t xml:space="preserve">MONTO: </w:t>
-      </w:r>
-      <w:r>
-        <w:rPr>
-          <w:sz w:val="15"/>
-        </w:rPr>
-        <w:t>S/</w:t>
-      </w:r>
-      <w:r>
-        <w:rPr>
-          <w:sz w:val="15"/>
-        </w:rPr>
-        <w:t>${</w:t>
-      </w:r>
-      <w:proofErr w:type="spellStart"/>
-      <w:r>
-        <w:rPr>
-          <w:sz w:val="15"/>
-        </w:rPr>
-        <w:t>monto_total</w:t>
-      </w:r>
-      <w:proofErr w:type="spellEnd"/>
-      <w:r>
-        <w:rPr>
-          <w:sz w:val="15"/>
-        </w:rPr>
-        <w:t>}</w:t>
-      </w:r>
-      <w:r>
-        <w:rPr>
-          <w:sz w:val="15"/>
-        </w:rPr>
-        <w:tab/>
-      </w:r>
-      <w:r>
-        <w:t xml:space="preserve">FECHA: </w:t>
-      </w:r>
-      <w:r>
-        <w:rPr>
-          <w:sz w:val="15"/>
-        </w:rPr>
-        <w:t>${fecha}</w:t>
-      </w:r>
-    </w:p>
-    <w:p>
-      <w:pPr>
-        <w:tabs>
-          <w:tab w:val="center" w:pos="6743"/>
-          <w:tab w:val="right" w:pos="10185"/>
-        </w:tabs>
-        <w:rPr>
-          <w:sz w:val="15"/>
-        </w:rPr>
-      </w:pPr>
-    </w:p>
     <w:p>
       <w:pPr>
         <w:tabs>
@@ -125,7 +10,8 @@
         <w:spacing w:after="0" w:line="240" w:lineRule="auto"/>
         <w:rPr>
           <w:rFonts w:ascii="DejaVu Sans Light" w:hAnsi="DejaVu Sans Light" w:cs="DejaVu Sans Light"/>
-          <w:szCs w:val="16"/>
+          <w:sz w:val="12"/>
+          <w:szCs w:val="12"/>
         </w:rPr>
       </w:pPr>
       <w:r>
@@ -430,16 +316,18 @@
           </w:p>
           <w:p>
             <w:pPr>
-              <w:tabs>
-                <w:tab w:val="center" w:pos="1057"/>
-                <w:tab w:val="center" w:pos="3373"/>
-              </w:tabs>
               <w:spacing w:after="51"/>
             </w:pPr>
             <w:r>
               <w:rPr>
                 <w:sz w:val="15"/>
               </w:rPr>
+              <w:t xml:space="preserve">            </w:t>
+            </w:r>
+            <w:r>
+              <w:rPr>
+                <w:sz w:val="15"/>
+              </w:rPr>
               <w:t>CARGO</w:t>
             </w:r>
             <w:r>
@@ -461,6 +349,13 @@
                 <w:color w:val="535353"/>
               </w:rPr>
               <w:tab/>
+            </w:r>
+            <w:r>
+              <w:rPr>
+                <w:b w:val="0"/>
+                <w:color w:val="535353"/>
+              </w:rPr>
+              <w:t xml:space="preserve">                                           </w:t>
             </w:r>
             <w:r>
               <w:rPr>
@@ -709,24 +604,22 @@
             <w:r>
               <w:rPr>
                 <w:noProof/>
-                <w:sz w:val="13"/>
-                <w:lang w:val="es-ES" w:eastAsia="es-ES"/>
               </w:rPr>
               <mc:AlternateContent>
                 <mc:Choice Requires="wps">
                   <w:drawing>
-                    <wp:anchor distT="0" distB="0" distL="114300" distR="114300" simplePos="0" relativeHeight="251660288" behindDoc="0" locked="0" layoutInCell="1" allowOverlap="1" wp14:anchorId="61A307C7" wp14:editId="4EC726DE">
+                    <wp:anchor distT="0" distB="0" distL="114300" distR="114300" simplePos="0" relativeHeight="251669504" behindDoc="0" locked="0" layoutInCell="1" allowOverlap="1" wp14:anchorId="1E5A9BAB" wp14:editId="278759FF">
                       <wp:simplePos x="0" y="0"/>
                       <wp:positionH relativeFrom="column">
-                        <wp:posOffset>1631101</wp:posOffset>
+                        <wp:posOffset>1658883</wp:posOffset>
                       </wp:positionH>
                       <wp:positionV relativeFrom="paragraph">
-                        <wp:posOffset>-40239</wp:posOffset>
+                        <wp:posOffset>47158</wp:posOffset>
                       </wp:positionV>
-                      <wp:extent cx="0" cy="2030754"/>
-                      <wp:effectExtent l="0" t="0" r="19050" b="26670"/>
+                      <wp:extent cx="0" cy="1871932"/>
+                      <wp:effectExtent l="0" t="0" r="38100" b="33655"/>
                       <wp:wrapNone/>
-                      <wp:docPr id="9" name="Conector recto 9"/>
+                      <wp:docPr id="2" name="Conector recto 2"/>
                       <wp:cNvGraphicFramePr/>
                       <a:graphic xmlns:a="http://schemas.openxmlformats.org/drawingml/2006/main">
                         <a:graphicData uri="http://schemas.microsoft.com/office/word/2010/wordprocessingShape">
@@ -735,7 +628,7 @@
                             <wps:spPr>
                               <a:xfrm>
                                 <a:off x="0" y="0"/>
-                                <a:ext cx="0" cy="2030754"/>
+                                <a:ext cx="0" cy="1871932"/>
                               </a:xfrm>
                               <a:prstGeom prst="line">
                                 <a:avLst/>
@@ -775,7 +668,7 @@
                 </mc:Choice>
                 <mc:Fallback>
                   <w:pict>
-                    <v:line w14:anchorId="795F08AE" id="Conector recto 9" o:spid="_x0000_s1026" style="position:absolute;z-index:251660288;visibility:visible;mso-wrap-style:square;mso-width-percent:0;mso-height-percent:0;mso-wrap-distance-left:9pt;mso-wrap-distance-top:0;mso-wrap-distance-right:9pt;mso-wrap-distance-bottom:0;mso-position-horizontal:absolute;mso-position-horizontal-relative:text;mso-position-vertical:absolute;mso-position-vertical-relative:text;mso-width-percent:0;mso-height-percent:0;mso-width-relative:margin;mso-height-relative:margin" from="128.45pt,-3.15pt" to="128.45pt,156.75pt" o:gfxdata="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" strokecolor="black [3213]" strokeweight=".5pt">
+                    <v:line w14:anchorId="1C96FE94" id="Conector recto 2" o:spid="_x0000_s1026" style="position:absolute;z-index:251669504;visibility:visible;mso-wrap-style:square;mso-width-percent:0;mso-height-percent:0;mso-wrap-distance-left:9pt;mso-wrap-distance-top:0;mso-wrap-distance-right:9pt;mso-wrap-distance-bottom:0;mso-position-horizontal:absolute;mso-position-horizontal-relative:text;mso-position-vertical:absolute;mso-position-vertical-relative:text;mso-width-percent:0;mso-height-percent:0;mso-width-relative:margin;mso-height-relative:margin" from="130.6pt,3.7pt" to="130.6pt,151.1pt" o:gfxdata="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" strokecolor="black [3213]" strokeweight=".5pt">
                       <v:stroke joinstyle="miter"/>
                     </v:line>
                   </w:pict>
@@ -1578,6 +1471,19 @@
         </w:tc>
       </w:tr>
     </w:tbl>
+    <w:p>
+      <w:pPr>
+        <w:tabs>
+          <w:tab w:val="left" w:pos="940"/>
+        </w:tabs>
+        <w:spacing w:after="0" w:line="240" w:lineRule="auto"/>
+        <w:rPr>
+          <w:rFonts w:ascii="DejaVu Sans Light" w:hAnsi="DejaVu Sans Light" w:cs="DejaVu Sans Light"/>
+          <w:sz w:val="12"/>
+          <w:szCs w:val="12"/>
+        </w:rPr>
+      </w:pPr>
+    </w:p>
     <w:p>
       <w:pPr>
         <w:tabs>
@@ -1877,6 +1783,7 @@
   <w:p>
     <w:pPr>
       <w:pStyle w:val="Encabezado"/>
+      <w:jc w:val="center"/>
     </w:pPr>
     <w:r>
       <w:rPr>
@@ -1884,9 +1791,17 @@
         <w:lang w:val="es-ES" w:eastAsia="es-ES"/>
       </w:rPr>
       <w:drawing>
-        <wp:inline distT="0" distB="0" distL="0" distR="0" wp14:anchorId="77CFB2CA" wp14:editId="42670EDC">
+        <wp:anchor distT="0" distB="0" distL="114300" distR="114300" simplePos="0" relativeHeight="251658240" behindDoc="0" locked="0" layoutInCell="1" allowOverlap="1" wp14:anchorId="77CFB2CA" wp14:editId="52EF7703">
+          <wp:simplePos x="0" y="0"/>
+          <wp:positionH relativeFrom="margin">
+            <wp:align>left</wp:align>
+          </wp:positionH>
+          <wp:positionV relativeFrom="paragraph">
+            <wp:posOffset>-179705</wp:posOffset>
+          </wp:positionV>
           <wp:extent cx="1114654" cy="370329"/>
           <wp:effectExtent l="0" t="0" r="0" b="0"/>
+          <wp:wrapNone/>
           <wp:docPr id="5" name="Imagen 5" descr="D:\CREDIPYME LOGOS color.png"/>
           <wp:cNvGraphicFramePr>
             <a:graphicFrameLocks xmlns:a="http://schemas.openxmlformats.org/drawingml/2006/main" noChangeAspect="1"/>
@@ -1916,7 +1831,7 @@
                 <pic:spPr bwMode="auto">
                   <a:xfrm>
                     <a:off x="0" y="0"/>
-                    <a:ext cx="1165836" cy="387334"/>
+                    <a:ext cx="1114654" cy="370329"/>
                   </a:xfrm>
                   <a:prstGeom prst="rect">
                     <a:avLst/>
@@ -1929,9 +1844,98 @@
               </pic:pic>
             </a:graphicData>
           </a:graphic>
-        </wp:inline>
+        </wp:anchor>
       </w:drawing>
     </w:r>
+    <w:r>
+      <w:t>FICHA DE CRÉDITO GRUPAL – ${</w:t>
+    </w:r>
+    <w:proofErr w:type="spellStart"/>
+    <w:r>
+      <w:t>tipo_documento</w:t>
+    </w:r>
+    <w:proofErr w:type="spellEnd"/>
+    <w:r>
+      <w:t>}</w:t>
+    </w:r>
+  </w:p>
+  <w:p>
+    <w:pPr>
+      <w:pStyle w:val="Encabezado"/>
+      <w:jc w:val="center"/>
+    </w:pPr>
+    <w:r>
+      <w:t>NOMBRE DEL GRUPO: ${</w:t>
+    </w:r>
+    <w:proofErr w:type="spellStart"/>
+    <w:r>
+      <w:t>nombre_grupo</w:t>
+    </w:r>
+    <w:proofErr w:type="spellEnd"/>
+    <w:r>
+      <w:t>}</w:t>
+    </w:r>
+  </w:p>
+  <w:p>
+    <w:pPr>
+      <w:pStyle w:val="Encabezado"/>
+      <w:jc w:val="center"/>
+    </w:pPr>
+  </w:p>
+  <w:p>
+    <w:pPr>
+      <w:tabs>
+        <w:tab w:val="center" w:pos="6743"/>
+        <w:tab w:val="right" w:pos="10185"/>
+      </w:tabs>
+      <w:rPr>
+        <w:sz w:val="15"/>
+      </w:rPr>
+    </w:pPr>
+    <w:r>
+      <w:tab/>
+      <w:t xml:space="preserve">MONTO: </w:t>
+    </w:r>
+    <w:r>
+      <w:rPr>
+        <w:sz w:val="15"/>
+      </w:rPr>
+      <w:t>S/${</w:t>
+    </w:r>
+    <w:proofErr w:type="spellStart"/>
+    <w:r>
+      <w:rPr>
+        <w:sz w:val="15"/>
+      </w:rPr>
+      <w:t>monto_total</w:t>
+    </w:r>
+    <w:proofErr w:type="spellEnd"/>
+    <w:r>
+      <w:rPr>
+        <w:sz w:val="15"/>
+      </w:rPr>
+      <w:t>}</w:t>
+    </w:r>
+    <w:r>
+      <w:rPr>
+        <w:sz w:val="15"/>
+      </w:rPr>
+      <w:tab/>
+    </w:r>
+    <w:r>
+      <w:t xml:space="preserve">FECHA: </w:t>
+    </w:r>
+    <w:r>
+      <w:rPr>
+        <w:sz w:val="15"/>
+      </w:rPr>
+      <w:t>${fecha}</w:t>
+    </w:r>
+  </w:p>
+  <w:p>
+    <w:pPr>
+      <w:pStyle w:val="Encabezado"/>
+    </w:pPr>
   </w:p>
 </w:hdr>
 </file>
